--- a/docx_final/ИОТ-СПС-06.docx
+++ b/docx_final/ИОТ-СПС-06.docx
@@ -965,7 +965,7 @@
           <w:b w:val="0"/>
           <w:i w:val="0"/>
         </w:rPr>
-        <w:t>2.5.5. Перед работой с пестицидами и агрохимикатами дополнительно: проверить наименование препарата, класс опасности, срок годности, маркировку и целостность тары; подготовить места для хранения препаратов и тары, металлический ящик с крышкой для промасленной и химически загрязнённой ветоши, ёмкость для сбора проливов, абсорбирующий материал; проверить наличие чистой воды для промывания кожи и глаз, мыла, аптечки первой помощи, средств связи; оградить участок и вывесить предупреждающий знак с указанием «Осторожно! Химическая обработка», даты обработки и срока ожидания.</w:t>
+        <w:t>2.5.5. Дополнительно перед работой с пестицидами и агрохимикатами: проверить наименование препарата, класс опасности, срок годности, маркировку и целостность тары; подготовить места для хранения препаратов и тары, металлический ящик с крышкой для промасленной и химически загрязнённой ветоши, ёмкость для сбора проливов, абсорбирующий материал; проверить наличие чистой воды для промывания кожи и глаз, мыла, аптечки первой помощи, средств связи; оградить участок и вывесить предупреждающий знак с указанием «Осторожно! Химическая обработка», даты обработки и срока ожидания.</w:t>
       </w:r>
     </w:p>
     <w:p>
@@ -1577,7 +1577,7 @@
           <w:b w:val="0"/>
           <w:i w:val="0"/>
         </w:rPr>
-        <w:t>5.1.4. После работы с пестицидами и агрохимикатами дополнительно: организовать сбор остатков рабочего раствора в специальную ёмкость для последующей утилизации; промыть бак, шланги, распылители и наружные поверхности опрыскивателя, промывную воду собрать и обезвредить в установленном порядке; собрать пустую тару, не выбрасывать её непромытой и не проколотой, оформить акт и передать на обезвреживание и утилизацию специализированной организации; обеспечить снятие загрязнённой спецодежды и СИЗ в отведённом месте, их отдельную стирку или обезвреживание; записать в журнал обработок дату, время, участок, площадь, препарат, норму расхода, погодные условия, применённые СИЗ, срок ожидания и Ф.И.О. исполнителей; сохранить ограждения и предупреждающие знаки до истечения срока ожидания.</w:t>
+        <w:t>5.1.4. Дополнительно после работы с пестицидами и агрохимикатами: организовать сбор остатков рабочего раствора в специальную ёмкость для последующей утилизации; промыть бак, шланги, распылители и наружные поверхности опрыскивателя, промывную воду собрать и обезвредить в установленном порядке; собрать пустую тару, не выбрасывать её непромытой и не проколотой, оформить акт и передать на обезвреживание и утилизацию специализированной организации; обеспечить снятие загрязнённой спецодежды и СИЗ в отведённом месте, их отдельную стирку или обезвреживание; записать в журнал обработок дату, время, участок, площадь, препарат, норму расхода, погодные условия, применённые СИЗ, срок ожидания и Ф.И.О. исполнителей; сохранить ограждения и предупреждающие знаки до истечения срока ожидания.</w:t>
       </w:r>
     </w:p>
     <w:p>
